--- a/scratch/scratch-bird.docx
+++ b/scratch/scratch-bird.docx
@@ -583,15 +583,7 @@
           <w:sz w:val="40"/>
           <w:szCs w:val="40"/>
         </w:rPr>
-        <w:t xml:space="preserve">Create a new </w:t>
-      </w:r>
-      <w:r>
-        <w:rPr>
-          <w:noProof/>
-          <w:sz w:val="40"/>
-          <w:szCs w:val="40"/>
-        </w:rPr>
-        <w:t>“</w:t>
+        <w:t>Create a new “</w:t>
       </w:r>
       <w:r>
         <w:rPr>
@@ -609,15 +601,7 @@
           <w:sz w:val="40"/>
           <w:szCs w:val="40"/>
         </w:rPr>
-        <w:t xml:space="preserve">” </w:t>
-      </w:r>
-      <w:r>
-        <w:rPr>
-          <w:noProof/>
-          <w:sz w:val="40"/>
-          <w:szCs w:val="40"/>
-        </w:rPr>
-        <w:t>sprite.</w:t>
+        <w:t>” sprite.</w:t>
       </w:r>
     </w:p>
     <w:p>
@@ -627,95 +611,6 @@
         <w:rPr>
           <w:i/>
           <w:iCs/>
-          <w:sz w:val="40"/>
-          <w:szCs w:val="40"/>
-        </w:rPr>
-      </w:pPr>
-      <w:r>
-        <w:rPr>
-          <w:i/>
-          <w:iCs/>
-          <w:sz w:val="40"/>
-          <w:szCs w:val="40"/>
-        </w:rPr>
-        <w:t>The c</w:t>
-      </w:r>
-      <w:r>
-        <w:rPr>
-          <w:i/>
-          <w:iCs/>
-          <w:sz w:val="40"/>
-          <w:szCs w:val="40"/>
-        </w:rPr>
-        <w:t xml:space="preserve">louds blow from right to left </w:t>
-      </w:r>
-      <w:r>
-        <w:rPr>
-          <w:i/>
-          <w:iCs/>
-          <w:sz w:val="40"/>
-          <w:szCs w:val="40"/>
-        </w:rPr>
-        <w:t>creating</w:t>
-      </w:r>
-      <w:r>
-        <w:rPr>
-          <w:i/>
-          <w:iCs/>
-          <w:sz w:val="40"/>
-          <w:szCs w:val="40"/>
-        </w:rPr>
-        <w:t xml:space="preserve"> </w:t>
-      </w:r>
-      <w:r>
-        <w:rPr>
-          <w:i/>
-          <w:iCs/>
-          <w:sz w:val="40"/>
-          <w:szCs w:val="40"/>
-        </w:rPr>
-        <w:t>an</w:t>
-      </w:r>
-      <w:r>
-        <w:rPr>
-          <w:i/>
-          <w:iCs/>
-          <w:sz w:val="40"/>
-          <w:szCs w:val="40"/>
-        </w:rPr>
-        <w:t xml:space="preserve"> impression of </w:t>
-      </w:r>
-      <w:r>
-        <w:rPr>
-          <w:i/>
-          <w:iCs/>
-          <w:sz w:val="40"/>
-          <w:szCs w:val="40"/>
-        </w:rPr>
-        <w:t>movement</w:t>
-      </w:r>
-      <w:r>
-        <w:rPr>
-          <w:i/>
-          <w:iCs/>
-          <w:sz w:val="40"/>
-          <w:szCs w:val="40"/>
-        </w:rPr>
-        <w:t>.</w:t>
-      </w:r>
-    </w:p>
-    <w:p>
-      <w:pPr>
-        <w:pStyle w:val="ListParagraph"/>
-        <w:numPr>
-          <w:ilvl w:val="0"/>
-          <w:numId w:val="6"/>
-        </w:numPr>
-        <w:spacing w:line="276" w:lineRule="auto"/>
-        <w:ind w:left="426" w:hanging="426"/>
-        <w:rPr>
-          <w:b/>
-          <w:bCs/>
           <w:sz w:val="40"/>
           <w:szCs w:val="40"/>
         </w:rPr>
@@ -729,13 +624,13 @@
           <w:szCs w:val="40"/>
         </w:rPr>
         <w:drawing>
-          <wp:anchor distT="0" distB="0" distL="114300" distR="114300" simplePos="0" relativeHeight="251698176" behindDoc="1" locked="0" layoutInCell="1" allowOverlap="1" wp14:anchorId="647D7162" wp14:editId="3B90DE14">
+          <wp:anchor distT="0" distB="0" distL="114300" distR="114300" simplePos="0" relativeHeight="251698176" behindDoc="1" locked="0" layoutInCell="1" allowOverlap="1" wp14:anchorId="647D7162" wp14:editId="7B2B73A8">
             <wp:simplePos x="0" y="0"/>
             <wp:positionH relativeFrom="column">
               <wp:posOffset>3335655</wp:posOffset>
             </wp:positionH>
             <wp:positionV relativeFrom="paragraph">
-              <wp:posOffset>81915</wp:posOffset>
+              <wp:posOffset>731520</wp:posOffset>
             </wp:positionV>
             <wp:extent cx="3153410" cy="3276600"/>
             <wp:effectExtent l="0" t="0" r="0" b="0"/>
@@ -794,46 +689,35 @@
       </w:r>
       <w:r>
         <w:rPr>
-          <w:noProof/>
-          <w:sz w:val="40"/>
-          <w:szCs w:val="40"/>
-        </w:rPr>
-        <w:t xml:space="preserve"> Add the code (right) to the cloud. As the horizontal (x) position </w:t>
-      </w:r>
-      <w:r>
-        <w:rPr>
-          <w:b/>
-          <w:bCs/>
-          <w:noProof/>
-          <w:color w:val="0070C0"/>
-          <w:sz w:val="40"/>
-          <w:szCs w:val="40"/>
-        </w:rPr>
-        <w:t>changes</w:t>
-      </w:r>
-      <w:r>
-        <w:rPr>
-          <w:noProof/>
-          <w:sz w:val="40"/>
-          <w:szCs w:val="40"/>
-        </w:rPr>
-        <w:t xml:space="preserve">, it moves left until it goes off-screen (&lt;-290). At this point x is </w:t>
-      </w:r>
-      <w:r>
-        <w:rPr>
-          <w:b/>
-          <w:bCs/>
-          <w:noProof/>
-          <w:color w:val="0070C0"/>
-          <w:sz w:val="40"/>
-          <w:szCs w:val="40"/>
-        </w:rPr>
-        <w:t>set</w:t>
-      </w:r>
-      <w:r>
-        <w:rPr>
-          <w:noProof/>
-          <w:color w:val="0070C0"/>
+          <w:i/>
+          <w:iCs/>
+          <w:sz w:val="40"/>
+          <w:szCs w:val="40"/>
+        </w:rPr>
+        <w:t>The c</w:t>
+      </w:r>
+      <w:r>
+        <w:rPr>
+          <w:i/>
+          <w:iCs/>
+          <w:sz w:val="40"/>
+          <w:szCs w:val="40"/>
+        </w:rPr>
+        <w:t xml:space="preserve">louds blow from right to left </w:t>
+      </w:r>
+      <w:r>
+        <w:rPr>
+          <w:i/>
+          <w:iCs/>
+          <w:sz w:val="40"/>
+          <w:szCs w:val="40"/>
+        </w:rPr>
+        <w:t>creating</w:t>
+      </w:r>
+      <w:r>
+        <w:rPr>
+          <w:i/>
+          <w:iCs/>
           <w:sz w:val="40"/>
           <w:szCs w:val="40"/>
         </w:rPr>
@@ -841,55 +725,39 @@
       </w:r>
       <w:r>
         <w:rPr>
-          <w:noProof/>
-          <w:sz w:val="40"/>
-          <w:szCs w:val="40"/>
-        </w:rPr>
-        <w:t xml:space="preserve">to a starting position </w:t>
-      </w:r>
-      <w:r>
-        <w:rPr>
-          <w:noProof/>
-          <w:sz w:val="40"/>
-          <w:szCs w:val="40"/>
-        </w:rPr>
-        <w:t xml:space="preserve">just </w:t>
-      </w:r>
-      <w:r>
-        <w:rPr>
-          <w:noProof/>
-          <w:sz w:val="40"/>
-          <w:szCs w:val="40"/>
-        </w:rPr>
-        <w:t xml:space="preserve">off the right-hand edge (300) with a </w:t>
-      </w:r>
-      <w:r>
-        <w:rPr>
-          <w:b/>
-          <w:bCs/>
-          <w:noProof/>
-          <w:color w:val="00B050"/>
-          <w:sz w:val="40"/>
-          <w:szCs w:val="40"/>
-        </w:rPr>
-        <w:t>random</w:t>
-      </w:r>
-      <w:r>
-        <w:rPr>
-          <w:noProof/>
-          <w:color w:val="00B050"/>
-          <w:sz w:val="40"/>
-          <w:szCs w:val="40"/>
-        </w:rPr>
-        <w:t xml:space="preserve"> </w:t>
-      </w:r>
-      <w:r>
-        <w:rPr>
-          <w:noProof/>
-          <w:sz w:val="40"/>
-          <w:szCs w:val="40"/>
-        </w:rPr>
-        <w:t>height (y).</w:t>
+          <w:i/>
+          <w:iCs/>
+          <w:sz w:val="40"/>
+          <w:szCs w:val="40"/>
+        </w:rPr>
+        <w:t>an</w:t>
+      </w:r>
+      <w:r>
+        <w:rPr>
+          <w:i/>
+          <w:iCs/>
+          <w:sz w:val="40"/>
+          <w:szCs w:val="40"/>
+        </w:rPr>
+        <w:t xml:space="preserve"> impression of </w:t>
+      </w:r>
+      <w:r>
+        <w:rPr>
+          <w:i/>
+          <w:iCs/>
+          <w:sz w:val="40"/>
+          <w:szCs w:val="40"/>
+        </w:rPr>
+        <w:t>movement</w:t>
+      </w:r>
+      <w:r>
+        <w:rPr>
+          <w:i/>
+          <w:iCs/>
+          <w:sz w:val="40"/>
+          <w:szCs w:val="40"/>
+        </w:rPr>
+        <w:t>.</w:t>
       </w:r>
     </w:p>
     <w:p>
@@ -902,16 +770,146 @@
         <w:spacing w:line="276" w:lineRule="auto"/>
         <w:ind w:left="426" w:hanging="426"/>
         <w:rPr>
-          <w:sz w:val="40"/>
-          <w:szCs w:val="40"/>
-        </w:rPr>
-      </w:pPr>
-      <w:r>
-        <w:rPr>
-          <w:sz w:val="40"/>
-          <w:szCs w:val="40"/>
-        </w:rPr>
-        <w:t>You can duplicate the cloud, but two might be enough!</w:t>
+          <w:b/>
+          <w:bCs/>
+          <w:sz w:val="40"/>
+          <w:szCs w:val="40"/>
+        </w:rPr>
+      </w:pPr>
+      <w:r>
+        <w:rPr>
+          <w:noProof/>
+          <w:sz w:val="40"/>
+          <w:szCs w:val="40"/>
+        </w:rPr>
+        <w:t xml:space="preserve"> Add the code (right) to the cloud. As the horizontal (x) position </w:t>
+      </w:r>
+      <w:r>
+        <w:rPr>
+          <w:b/>
+          <w:bCs/>
+          <w:noProof/>
+          <w:color w:val="0070C0"/>
+          <w:sz w:val="40"/>
+          <w:szCs w:val="40"/>
+        </w:rPr>
+        <w:t>changes</w:t>
+      </w:r>
+      <w:r>
+        <w:rPr>
+          <w:noProof/>
+          <w:sz w:val="40"/>
+          <w:szCs w:val="40"/>
+        </w:rPr>
+        <w:t xml:space="preserve">, it moves left until it goes off-screen (&lt;-290). At this point x is </w:t>
+      </w:r>
+      <w:r>
+        <w:rPr>
+          <w:b/>
+          <w:bCs/>
+          <w:noProof/>
+          <w:color w:val="0070C0"/>
+          <w:sz w:val="40"/>
+          <w:szCs w:val="40"/>
+        </w:rPr>
+        <w:t>set</w:t>
+      </w:r>
+      <w:r>
+        <w:rPr>
+          <w:noProof/>
+          <w:color w:val="0070C0"/>
+          <w:sz w:val="40"/>
+          <w:szCs w:val="40"/>
+        </w:rPr>
+        <w:t xml:space="preserve"> </w:t>
+      </w:r>
+      <w:r>
+        <w:rPr>
+          <w:noProof/>
+          <w:sz w:val="40"/>
+          <w:szCs w:val="40"/>
+        </w:rPr>
+        <w:t xml:space="preserve">to a starting position </w:t>
+      </w:r>
+      <w:r>
+        <w:rPr>
+          <w:noProof/>
+          <w:sz w:val="40"/>
+          <w:szCs w:val="40"/>
+        </w:rPr>
+        <w:t xml:space="preserve">just </w:t>
+      </w:r>
+      <w:r>
+        <w:rPr>
+          <w:noProof/>
+          <w:sz w:val="40"/>
+          <w:szCs w:val="40"/>
+        </w:rPr>
+        <w:t xml:space="preserve">off the right-hand edge (300) with a </w:t>
+      </w:r>
+      <w:r>
+        <w:rPr>
+          <w:b/>
+          <w:bCs/>
+          <w:noProof/>
+          <w:color w:val="00B050"/>
+          <w:sz w:val="40"/>
+          <w:szCs w:val="40"/>
+        </w:rPr>
+        <w:t>random</w:t>
+      </w:r>
+      <w:r>
+        <w:rPr>
+          <w:noProof/>
+          <w:color w:val="00B050"/>
+          <w:sz w:val="40"/>
+          <w:szCs w:val="40"/>
+        </w:rPr>
+        <w:t xml:space="preserve"> </w:t>
+      </w:r>
+      <w:r>
+        <w:rPr>
+          <w:noProof/>
+          <w:sz w:val="40"/>
+          <w:szCs w:val="40"/>
+        </w:rPr>
+        <w:t>height (y).</w:t>
+      </w:r>
+    </w:p>
+    <w:p>
+      <w:pPr>
+        <w:pStyle w:val="ListParagraph"/>
+        <w:numPr>
+          <w:ilvl w:val="0"/>
+          <w:numId w:val="6"/>
+        </w:numPr>
+        <w:spacing w:line="276" w:lineRule="auto"/>
+        <w:ind w:left="426" w:hanging="426"/>
+        <w:rPr>
+          <w:sz w:val="40"/>
+          <w:szCs w:val="40"/>
+        </w:rPr>
+      </w:pPr>
+      <w:r>
+        <w:rPr>
+          <w:sz w:val="40"/>
+          <w:szCs w:val="40"/>
+        </w:rPr>
+        <w:t xml:space="preserve">You can duplicate the cloud, but two </w:t>
+      </w:r>
+      <w:r>
+        <w:rPr>
+          <w:sz w:val="40"/>
+          <w:szCs w:val="40"/>
+        </w:rPr>
+        <w:t xml:space="preserve">or three </w:t>
+      </w:r>
+      <w:r>
+        <w:rPr>
+          <w:sz w:val="40"/>
+          <w:szCs w:val="40"/>
+        </w:rPr>
+        <w:t>might be enough!</w:t>
       </w:r>
     </w:p>
     <w:p>
@@ -1329,14 +1327,7 @@
           <w:sz w:val="40"/>
           <w:szCs w:val="40"/>
         </w:rPr>
-        <w:t xml:space="preserve">vertical position </w:t>
-      </w:r>
-      <w:r>
-        <w:rPr>
-          <w:sz w:val="40"/>
-          <w:szCs w:val="40"/>
-        </w:rPr>
-        <w:t>(y)</w:t>
+        <w:t>vertical position (y)</w:t>
       </w:r>
       <w:r>
         <w:rPr>
